--- a/tillsyn/A 2751-2025 tillsynsbegäran.docx
+++ b/tillsyn/A 2751-2025 tillsynsbegäran.docx
@@ -1599,7 +1599,7 @@
     <w:r>
       <w:tab/>
       <w:tab/>
-      <w:t>2026-09-14</w:t>
+      <w:t>2026-09-15</w:t>
       <w:br/>
       <w:br/>
     </w:r>

--- a/tillsyn/A 2751-2025 tillsynsbegäran.docx
+++ b/tillsyn/A 2751-2025 tillsynsbegäran.docx
@@ -22,7 +22,7 @@
       <w:r>
         <w:drawing>
           <wp:inline xmlns:a="http://schemas.openxmlformats.org/drawingml/2006/main" xmlns:pic="http://schemas.openxmlformats.org/drawingml/2006/picture">
-            <wp:extent cx="5461259" cy="5724000"/>
+            <wp:extent cx="5236353" cy="5724000"/>
             <wp:docPr id="1" name="Picture 1"/>
             <wp:cNvGraphicFramePr>
               <a:graphicFrameLocks noChangeAspect="1"/>
@@ -43,7 +43,7 @@
                   <pic:spPr>
                     <a:xfrm>
                       <a:off x="0" y="0"/>
-                      <a:ext cx="5461259" cy="5724000"/>
+                      <a:ext cx="5236353" cy="5724000"/>
                     </a:xfrm>
                     <a:prstGeom prst="rect"/>
                   </pic:spPr>
@@ -65,7 +65,7 @@
     </w:p>
     <w:p>
       <w:r>
-        <w:t>I och inom 25 meter från avverkningsanmälan finns fynd av 17 naturvårdsarter, varav 6 är rödlistade, 8 är fridlysta, 13 är typiska (T) och 6 är signalarter (S): garnlav (VU, T), harticka (NT, T), lunglav (NT, T), skrovellav (NT, T), talltita (NT, §4), tretåig hackspett (NT, T, §4), finbräken (S, T), kransrams (S, T), luddlav (S, T), stuplav (S, T), trådticka (S, T), tvåblad (S, §8), blåsippa (T, §9), järpe (T, §4), spillkråka (T, §4), kungsfågel (§4) och revlummer (§9). Se Figur 1.</w:t>
+        <w:t>I och inom 25 meter från avverkningsanmälan finns fynd av 26 naturvårdsarter, varav 11 är rödlistade, 8 är fridlysta, 16 är typiska (T) och 10 är signalarter (S): blackticka (VU), garnlav (VU, T), fjällig taggsvamp s.str. (NT), harticka (NT, T), lunglav (NT, T), rynkskinn (NT, T), skrovellav (NT, T), talltita (NT, §4), tretåig hackspett (NT, T, §4), ullticka (NT, T), vitgrynig nållav (NT), diskvaxskivling (S), droppklibbskivling (S), finbräken (S, T), kransrams (S, T), luddlav (S, T), stuplav (S, T), svavelriska (S), tibast (S, T), trådticka (S, T), tvåblad (S, §8), blåsippa (T, §9), järpe (T, §4), spillkråka (T, §4), kungsfågel (§4) och revlummer (§9). Se Figur 1.</w:t>
       </w:r>
     </w:p>
     <w:p>
@@ -109,6 +109,17 @@
         <w:rPr>
           <w:b/>
         </w:rPr>
+        <w:t>Blackticka (VU)</w:t>
+      </w:r>
+      <w:r>
+        <w:t>, rödlistad som sårbar, är en exklusiv svamp som signalerar fuktiga granskogar med mycket höga naturvärden. Den har klassificerats som en “urskogsindikator” och påträffas nästan enbart i urskogsartade barrnaturskogar med långvarig kontinuitet av grova lågor i olika nedbrytningsstadier. Skogsskötselåtgärder på eller i omedelbar närhet av lokalerna utgör ett hot och på lång sikt innebär fragmenteringen av skogslandskapet att artens förekomster isoleras vilket i sig utgör ett hot mot artens överlevnad. Fler skogar med blackticka måste skyddas (Nitare &amp; Skogsstyrelsen, 2019; SLU Artdatabanken, 2024).</w:t>
+      </w:r>
+    </w:p>
+    <w:p>
+      <w:r>
+        <w:rPr>
+          <w:b/>
+        </w:rPr>
         <w:t>Garnlav (VU)</w:t>
       </w:r>
       <w:r>
@@ -138,6 +149,17 @@
         <w:rPr>
           <w:b/>
         </w:rPr>
+        <w:t>Fjällig taggsvamp s.str. (NT)</w:t>
+      </w:r>
+      <w:r>
+        <w:t xml:space="preserve"> bildar mykorrhiza med gran i granskog och barrblandskog, främst på frisk näringsrik mark i äldre skog med lång trädkontinuitet. Den totala populationen i landet har minskat och bedöms fortsätta minska till följd av avverkning av äldre barrskogar. Minskningstakten för den svenska populationen bedöms vara nära gränsvärdet för sårbar (VU) (SLU Artdatabanken, 2026).</w:t>
+      </w:r>
+    </w:p>
+    <w:p>
+      <w:r>
+        <w:rPr>
+          <w:b/>
+        </w:rPr>
         <w:t>Harticka (NT)</w:t>
       </w:r>
       <w:r>
@@ -223,6 +245,35 @@
         <w:rPr>
           <w:b/>
         </w:rPr>
+        <w:t>Rynkskinn (NT)</w:t>
+      </w:r>
+      <w:r>
+        <w:t xml:space="preserve"> är en vednedbrytare som växer på grova granlågor och ingår i en karaktäristisk association av vedsvampar knutna till urskogsartade barrskogar. Den har klassificerats som en “urskogsindikator” och är placerad i toppen av Skogsstyrelsens värdepyramid för bedömning av skog med höga naturvärden. Allt tyder på att rynkskinn är mycket känslig för skogliga ingrepp och lokalerna, som oftast har höga biologiska kvaliteter, bör lämnas till fri utveckling. Rynkskinn är typisk art för </w:t>
+      </w:r>
+      <w:r>
+        <w:rPr>
+          <w:i/>
+        </w:rPr>
+        <w:t xml:space="preserve">9010 Taiga, 9050 Näringsrik granskog </w:t>
+      </w:r>
+      <w:r>
+        <w:t>och</w:t>
+      </w:r>
+      <w:r>
+        <w:rPr>
+          <w:i/>
+        </w:rPr>
+        <w:t xml:space="preserve"> 9030 Landhöjningsskog</w:t>
+      </w:r>
+      <w:r>
+        <w:t xml:space="preserve"> (Nitare &amp; Skogsstyrelsen, 2019; SLU Artdatabanken, 2026).</w:t>
+      </w:r>
+    </w:p>
+    <w:p>
+      <w:r>
+        <w:rPr>
+          <w:b/>
+        </w:rPr>
         <w:t>Skrovellav (NT)</w:t>
       </w:r>
       <w:r>
@@ -310,6 +361,84 @@
         <w:rPr>
           <w:b/>
         </w:rPr>
+        <w:t>Ullticka (NT)</w:t>
+      </w:r>
+      <w:r>
+        <w:t xml:space="preserve"> är knuten till restbestånd av barrnaturskog och förekommer med ett tydligt optimum i orörda eller måttligt påverkade gamla granskogar där det föreligger viss kontinuitet av grov död ved. Ullticka är en bra signalart inom hela sitt utbredningsområde och i södra Sverige är den sällsynt och en god signalart för skyddsvärda granskogsmiljöer. Den hotas av avverkning och fragmentering av naturskog och äldre granskog med lång trädkontinuitet. På ullticka kan ibland ulltickeporing (VU) påträffas - det är en sällsynt ticka som nyligen delats upp i de tre olika arterna ulltickeporing </w:t>
+      </w:r>
+      <w:r>
+        <w:rPr>
+          <w:i/>
+        </w:rPr>
+        <w:t xml:space="preserve">Skeletocutis brevispora </w:t>
+      </w:r>
+      <w:r>
+        <w:t>(VU)</w:t>
+      </w:r>
+      <w:r>
+        <w:rPr>
+          <w:i/>
+        </w:rPr>
+        <w:t>, Skeletocutis delicata</w:t>
+      </w:r>
+      <w:r>
+        <w:t xml:space="preserve"> (VU)</w:t>
+      </w:r>
+      <w:r>
+        <w:rPr>
+          <w:i/>
+        </w:rPr>
+        <w:t xml:space="preserve"> och Skeletocutis exilis</w:t>
+      </w:r>
+      <w:r>
+        <w:t xml:space="preserve"> (NT). Ullticka är typisk art för </w:t>
+      </w:r>
+      <w:r>
+        <w:rPr>
+          <w:i/>
+        </w:rPr>
+        <w:t xml:space="preserve">9010 Taiga, 9050 Näringsrik granskog </w:t>
+      </w:r>
+      <w:r>
+        <w:t xml:space="preserve">och </w:t>
+      </w:r>
+      <w:r>
+        <w:rPr>
+          <w:i/>
+        </w:rPr>
+        <w:t>9030 Landhöjningsskog</w:t>
+      </w:r>
+      <w:r>
+        <w:t xml:space="preserve"> (SLU Artdatabanken, 2026; Nitare &amp; Skogsstyrelsen, 2019; Miettinen &amp; Niemelä, 2018).</w:t>
+      </w:r>
+    </w:p>
+    <w:p>
+      <w:r>
+        <w:rPr>
+          <w:b/>
+        </w:rPr>
+        <w:t>Vitgrynig nållav (NT)</w:t>
+      </w:r>
+      <w:r>
+        <w:t xml:space="preserve"> växer nästan uteslutande på bark av gamla, senvuxna granar i skuggiga lägen med hög och jämn luftfuktighet. Den vanligaste naturtypen för arten är kontinuitetsskogar på frisk mark men den finns också i sumpgranskogar. På lång sikt utgör avverkningar av olikåldriga granskogar av naturskogskaraktär ett allvarligt hot mot arten och skogsbruksåtgärder på eller i närheten av växtplatserna bör undvikas. Naturskogsartade, fuktiga granskogar med förekomster av arten signalerar höga biologiska värden och bör bevaras (SLU Artdatabanken, 2024; Nitare &amp; Skogsstyrelsen, 2019).</w:t>
+      </w:r>
+    </w:p>
+    <w:p>
+      <w:r>
+        <w:rPr>
+          <w:b/>
+        </w:rPr>
+        <w:t>Droppklibbskivling</w:t>
+      </w:r>
+      <w:r>
+        <w:t xml:space="preserve"> signalerar örtrika kalkbarrskogar med höga naturvärden. Svampen är mycket kräsen i sina ståndortskrav och den utgör en bra signalart även när den förekommer i olika lövskogsmiljöer. På artens växtplatser påträffas normalt många andra sällsynta eller rödlistade arter (Nitare &amp; Skogsstyrelsen, 2019).</w:t>
+      </w:r>
+    </w:p>
+    <w:p>
+      <w:r>
+        <w:rPr>
+          <w:b/>
+        </w:rPr>
         <w:t>Finbräken</w:t>
       </w:r>
       <w:r>
@@ -446,6 +575,26 @@
       </w:r>
       <w:r>
         <w:t xml:space="preserve"> (SLU Artdatabanken, 2026; Nitare &amp; Skogsstyrelsen, 2019).</w:t>
+      </w:r>
+    </w:p>
+    <w:p>
+      <w:r>
+        <w:rPr>
+          <w:b/>
+        </w:rPr>
+        <w:t>Tibast</w:t>
+      </w:r>
+      <w:r>
+        <w:t xml:space="preserve"> är en kalkgynnad buske som växer på mullrik, frisk eller svagt fuktig mark, exempelvis i gamla kalkgranskogar, lövträdslundar, varma källpåverkade sluttningar och exklusiva biotoper kopplade till vattendrag. Förekomster i gammal skog visar på höga naturvärden och bör alltid noteras i samband med naturvärdesinventeringar. Tibast är typisk art för </w:t>
+      </w:r>
+      <w:r>
+        <w:rPr>
+          <w:i/>
+        </w:rPr>
+        <w:t>9050 Näringsrik granskog</w:t>
+      </w:r>
+      <w:r>
+        <w:t xml:space="preserve"> och värdväxt för de två fjärilsarterna större tibastmal och brun tibastmal (CR) (SLU Artdatabanken, 2024; Nitare &amp; Skogsstyrelsen, 2019).</w:t>
       </w:r>
     </w:p>
     <w:p>
@@ -601,7 +750,7 @@
     </w:p>
     <w:p>
       <w:r>
-        <w:t>Följande typiska arter har sina livsmiljöer och växtplatser i den avverkningsanmälda skogen: garnlav (VU, T), harticka (NT, T), lunglav (NT, T), skrovellav (NT, T), tretåig hackspett (NT, T, §4), finbräken (S, T), kransrams (S, T), luddlav (S, T), stuplav (S, T), trådticka (S, T), blåsippa (T, §9), järpe (T, §4) och spillkråka (T, §4).</w:t>
+        <w:t>Följande typiska arter har sina livsmiljöer och växtplatser i den avverkningsanmälda skogen: garnlav (VU, T), harticka (NT, T), lunglav (NT, T), rynkskinn (NT, T), skrovellav (NT, T), tretåig hackspett (NT, T, §4), ullticka (NT, T), finbräken (S, T), kransrams (S, T), luddlav (S, T), stuplav (S, T), tibast (S, T), trådticka (S, T), blåsippa (T, §9), järpe (T, §4) och spillkråka (T, §4).</w:t>
       </w:r>
     </w:p>
     <w:p>
@@ -1599,7 +1748,7 @@
     <w:r>
       <w:tab/>
       <w:tab/>
-      <w:t>2026-09-15</w:t>
+      <w:t>2026-09-16</w:t>
       <w:br/>
       <w:br/>
     </w:r>

--- a/tillsyn/A 2751-2025 tillsynsbegäran.docx
+++ b/tillsyn/A 2751-2025 tillsynsbegäran.docx
@@ -1748,7 +1748,7 @@
     <w:r>
       <w:tab/>
       <w:tab/>
-      <w:t>2026-09-16</w:t>
+      <w:t>2026-09-17</w:t>
       <w:br/>
       <w:br/>
     </w:r>

--- a/tillsyn/A 2751-2025 tillsynsbegäran.docx
+++ b/tillsyn/A 2751-2025 tillsynsbegäran.docx
@@ -1748,7 +1748,7 @@
     <w:r>
       <w:tab/>
       <w:tab/>
-      <w:t>2026-09-17</w:t>
+      <w:t>2026-09-18</w:t>
       <w:br/>
       <w:br/>
     </w:r>

--- a/tillsyn/A 2751-2025 tillsynsbegäran.docx
+++ b/tillsyn/A 2751-2025 tillsynsbegäran.docx
@@ -1748,7 +1748,7 @@
     <w:r>
       <w:tab/>
       <w:tab/>
-      <w:t>2026-09-18</w:t>
+      <w:t>2026-09-19</w:t>
       <w:br/>
       <w:br/>
     </w:r>

--- a/tillsyn/A 2751-2025 tillsynsbegäran.docx
+++ b/tillsyn/A 2751-2025 tillsynsbegäran.docx
@@ -1748,7 +1748,7 @@
     <w:r>
       <w:tab/>
       <w:tab/>
-      <w:t>2026-09-19</w:t>
+      <w:t>2026-09-21</w:t>
       <w:br/>
       <w:br/>
     </w:r>

--- a/tillsyn/A 2751-2025 tillsynsbegäran.docx
+++ b/tillsyn/A 2751-2025 tillsynsbegäran.docx
@@ -1748,7 +1748,7 @@
     <w:r>
       <w:tab/>
       <w:tab/>
-      <w:t>2026-09-21</w:t>
+      <w:t>2026-09-23</w:t>
       <w:br/>
       <w:br/>
     </w:r>

--- a/tillsyn/A 2751-2025 tillsynsbegäran.docx
+++ b/tillsyn/A 2751-2025 tillsynsbegäran.docx
@@ -1748,7 +1748,7 @@
     <w:r>
       <w:tab/>
       <w:tab/>
-      <w:t>2026-09-23</w:t>
+      <w:t>2026-09-24</w:t>
       <w:br/>
       <w:br/>
     </w:r>

--- a/tillsyn/A 2751-2025 tillsynsbegäran.docx
+++ b/tillsyn/A 2751-2025 tillsynsbegäran.docx
@@ -1748,7 +1748,7 @@
     <w:r>
       <w:tab/>
       <w:tab/>
-      <w:t>2026-09-24</w:t>
+      <w:t>2026-09-25</w:t>
       <w:br/>
       <w:br/>
     </w:r>

--- a/tillsyn/A 2751-2025 tillsynsbegäran.docx
+++ b/tillsyn/A 2751-2025 tillsynsbegäran.docx
@@ -1748,7 +1748,7 @@
     <w:r>
       <w:tab/>
       <w:tab/>
-      <w:t>2026-09-25</w:t>
+      <w:t>2026-09-26</w:t>
       <w:br/>
       <w:br/>
     </w:r>

--- a/tillsyn/A 2751-2025 tillsynsbegäran.docx
+++ b/tillsyn/A 2751-2025 tillsynsbegäran.docx
@@ -1748,7 +1748,7 @@
     <w:r>
       <w:tab/>
       <w:tab/>
-      <w:t>2026-09-26</w:t>
+      <w:t>2026-09-27</w:t>
       <w:br/>
       <w:br/>
     </w:r>

--- a/tillsyn/A 2751-2025 tillsynsbegäran.docx
+++ b/tillsyn/A 2751-2025 tillsynsbegäran.docx
@@ -1748,7 +1748,7 @@
     <w:r>
       <w:tab/>
       <w:tab/>
-      <w:t>2026-09-27</w:t>
+      <w:t>2026-09-28</w:t>
       <w:br/>
       <w:br/>
     </w:r>

--- a/tillsyn/A 2751-2025 tillsynsbegäran.docx
+++ b/tillsyn/A 2751-2025 tillsynsbegäran.docx
@@ -1748,7 +1748,7 @@
     <w:r>
       <w:tab/>
       <w:tab/>
-      <w:t>2026-09-28</w:t>
+      <w:t>2026-09-29</w:t>
       <w:br/>
       <w:br/>
     </w:r>

--- a/tillsyn/A 2751-2025 tillsynsbegäran.docx
+++ b/tillsyn/A 2751-2025 tillsynsbegäran.docx
@@ -1748,7 +1748,7 @@
     <w:r>
       <w:tab/>
       <w:tab/>
-      <w:t>2026-09-29</w:t>
+      <w:t>2026-09-30</w:t>
       <w:br/>
       <w:br/>
     </w:r>

--- a/tillsyn/A 2751-2025 tillsynsbegäran.docx
+++ b/tillsyn/A 2751-2025 tillsynsbegäran.docx
@@ -1748,7 +1748,7 @@
     <w:r>
       <w:tab/>
       <w:tab/>
-      <w:t>2026-09-30</w:t>
+      <w:t>2026-10-01</w:t>
       <w:br/>
       <w:br/>
     </w:r>

--- a/tillsyn/A 2751-2025 tillsynsbegäran.docx
+++ b/tillsyn/A 2751-2025 tillsynsbegäran.docx
@@ -1748,7 +1748,7 @@
     <w:r>
       <w:tab/>
       <w:tab/>
-      <w:t>2026-10-01</w:t>
+      <w:t>2026-10-02</w:t>
       <w:br/>
       <w:br/>
     </w:r>

--- a/tillsyn/A 2751-2025 tillsynsbegäran.docx
+++ b/tillsyn/A 2751-2025 tillsynsbegäran.docx
@@ -1748,7 +1748,7 @@
     <w:r>
       <w:tab/>
       <w:tab/>
-      <w:t>2026-10-02</w:t>
+      <w:t>2026-10-03</w:t>
       <w:br/>
       <w:br/>
     </w:r>

--- a/tillsyn/A 2751-2025 tillsynsbegäran.docx
+++ b/tillsyn/A 2751-2025 tillsynsbegäran.docx
@@ -1748,7 +1748,7 @@
     <w:r>
       <w:tab/>
       <w:tab/>
-      <w:t>2026-10-03</w:t>
+      <w:t>2026-10-04</w:t>
       <w:br/>
       <w:br/>
     </w:r>

--- a/tillsyn/A 2751-2025 tillsynsbegäran.docx
+++ b/tillsyn/A 2751-2025 tillsynsbegäran.docx
@@ -1748,7 +1748,7 @@
     <w:r>
       <w:tab/>
       <w:tab/>
-      <w:t>2026-10-04</w:t>
+      <w:t>2026-10-05</w:t>
       <w:br/>
       <w:br/>
     </w:r>

--- a/tillsyn/A 2751-2025 tillsynsbegäran.docx
+++ b/tillsyn/A 2751-2025 tillsynsbegäran.docx
@@ -1748,7 +1748,7 @@
     <w:r>
       <w:tab/>
       <w:tab/>
-      <w:t>2026-10-05</w:t>
+      <w:t>2026-10-06</w:t>
       <w:br/>
       <w:br/>
     </w:r>

--- a/tillsyn/A 2751-2025 tillsynsbegäran.docx
+++ b/tillsyn/A 2751-2025 tillsynsbegäran.docx
@@ -1748,7 +1748,7 @@
     <w:r>
       <w:tab/>
       <w:tab/>
-      <w:t>2026-10-06</w:t>
+      <w:t>2026-10-07</w:t>
       <w:br/>
       <w:br/>
     </w:r>

--- a/tillsyn/A 2751-2025 tillsynsbegäran.docx
+++ b/tillsyn/A 2751-2025 tillsynsbegäran.docx
@@ -1748,7 +1748,7 @@
     <w:r>
       <w:tab/>
       <w:tab/>
-      <w:t>2026-10-07</w:t>
+      <w:t>2026-10-08</w:t>
       <w:br/>
       <w:br/>
     </w:r>

--- a/tillsyn/A 2751-2025 tillsynsbegäran.docx
+++ b/tillsyn/A 2751-2025 tillsynsbegäran.docx
@@ -1748,7 +1748,7 @@
     <w:r>
       <w:tab/>
       <w:tab/>
-      <w:t>2026-10-08</w:t>
+      <w:t>2026-10-09</w:t>
       <w:br/>
       <w:br/>
     </w:r>

--- a/tillsyn/A 2751-2025 tillsynsbegäran.docx
+++ b/tillsyn/A 2751-2025 tillsynsbegäran.docx
@@ -1748,7 +1748,7 @@
     <w:r>
       <w:tab/>
       <w:tab/>
-      <w:t>2026-10-09</w:t>
+      <w:t>2026-10-10</w:t>
       <w:br/>
       <w:br/>
     </w:r>

--- a/tillsyn/A 2751-2025 tillsynsbegäran.docx
+++ b/tillsyn/A 2751-2025 tillsynsbegäran.docx
@@ -1748,7 +1748,7 @@
     <w:r>
       <w:tab/>
       <w:tab/>
-      <w:t>2026-10-10</w:t>
+      <w:t>2026-10-11</w:t>
       <w:br/>
       <w:br/>
     </w:r>

--- a/tillsyn/A 2751-2025 tillsynsbegäran.docx
+++ b/tillsyn/A 2751-2025 tillsynsbegäran.docx
@@ -1748,7 +1748,7 @@
     <w:r>
       <w:tab/>
       <w:tab/>
-      <w:t>2026-10-11</w:t>
+      <w:t>2026-10-12</w:t>
       <w:br/>
       <w:br/>
     </w:r>

--- a/tillsyn/A 2751-2025 tillsynsbegäran.docx
+++ b/tillsyn/A 2751-2025 tillsynsbegäran.docx
@@ -1748,7 +1748,7 @@
     <w:r>
       <w:tab/>
       <w:tab/>
-      <w:t>2026-10-12</w:t>
+      <w:t>2026-10-13</w:t>
       <w:br/>
       <w:br/>
     </w:r>

--- a/tillsyn/A 2751-2025 tillsynsbegäran.docx
+++ b/tillsyn/A 2751-2025 tillsynsbegäran.docx
@@ -1748,7 +1748,7 @@
     <w:r>
       <w:tab/>
       <w:tab/>
-      <w:t>2026-10-13</w:t>
+      <w:t>2026-10-14</w:t>
       <w:br/>
       <w:br/>
     </w:r>

--- a/tillsyn/A 2751-2025 tillsynsbegäran.docx
+++ b/tillsyn/A 2751-2025 tillsynsbegäran.docx
@@ -1748,7 +1748,7 @@
     <w:r>
       <w:tab/>
       <w:tab/>
-      <w:t>2026-10-14</w:t>
+      <w:t>2026-10-15</w:t>
       <w:br/>
       <w:br/>
     </w:r>

--- a/tillsyn/A 2751-2025 tillsynsbegäran.docx
+++ b/tillsyn/A 2751-2025 tillsynsbegäran.docx
@@ -1748,7 +1748,7 @@
     <w:r>
       <w:tab/>
       <w:tab/>
-      <w:t>2026-10-15</w:t>
+      <w:t>2026-10-16</w:t>
       <w:br/>
       <w:br/>
     </w:r>

--- a/tillsyn/A 2751-2025 tillsynsbegäran.docx
+++ b/tillsyn/A 2751-2025 tillsynsbegäran.docx
@@ -1748,7 +1748,7 @@
     <w:r>
       <w:tab/>
       <w:tab/>
-      <w:t>2026-10-16</w:t>
+      <w:t>2026-10-17</w:t>
       <w:br/>
       <w:br/>
     </w:r>

--- a/tillsyn/A 2751-2025 tillsynsbegäran.docx
+++ b/tillsyn/A 2751-2025 tillsynsbegäran.docx
@@ -1748,7 +1748,7 @@
     <w:r>
       <w:tab/>
       <w:tab/>
-      <w:t>2026-10-17</w:t>
+      <w:t>2026-10-18</w:t>
       <w:br/>
       <w:br/>
     </w:r>

--- a/tillsyn/A 2751-2025 tillsynsbegäran.docx
+++ b/tillsyn/A 2751-2025 tillsynsbegäran.docx
@@ -1748,7 +1748,7 @@
     <w:r>
       <w:tab/>
       <w:tab/>
-      <w:t>2026-10-18</w:t>
+      <w:t>2026-10-19</w:t>
       <w:br/>
       <w:br/>
     </w:r>

--- a/tillsyn/A 2751-2025 tillsynsbegäran.docx
+++ b/tillsyn/A 2751-2025 tillsynsbegäran.docx
@@ -1748,7 +1748,7 @@
     <w:r>
       <w:tab/>
       <w:tab/>
-      <w:t>2026-10-19</w:t>
+      <w:t>2026-10-20</w:t>
       <w:br/>
       <w:br/>
     </w:r>

--- a/tillsyn/A 2751-2025 tillsynsbegäran.docx
+++ b/tillsyn/A 2751-2025 tillsynsbegäran.docx
@@ -1748,7 +1748,7 @@
     <w:r>
       <w:tab/>
       <w:tab/>
-      <w:t>2026-10-20</w:t>
+      <w:t>2026-10-21</w:t>
       <w:br/>
       <w:br/>
     </w:r>

--- a/tillsyn/A 2751-2025 tillsynsbegäran.docx
+++ b/tillsyn/A 2751-2025 tillsynsbegäran.docx
@@ -1748,7 +1748,7 @@
     <w:r>
       <w:tab/>
       <w:tab/>
-      <w:t>2026-10-21</w:t>
+      <w:t>2026-10-22</w:t>
       <w:br/>
       <w:br/>
     </w:r>

--- a/tillsyn/A 2751-2025 tillsynsbegäran.docx
+++ b/tillsyn/A 2751-2025 tillsynsbegäran.docx
@@ -1748,7 +1748,7 @@
     <w:r>
       <w:tab/>
       <w:tab/>
-      <w:t>2026-10-22</w:t>
+      <w:t>2026-10-23</w:t>
       <w:br/>
       <w:br/>
     </w:r>

--- a/tillsyn/A 2751-2025 tillsynsbegäran.docx
+++ b/tillsyn/A 2751-2025 tillsynsbegäran.docx
@@ -1748,7 +1748,7 @@
     <w:r>
       <w:tab/>
       <w:tab/>
-      <w:t>2026-10-23</w:t>
+      <w:t>2026-10-24</w:t>
       <w:br/>
       <w:br/>
     </w:r>

--- a/tillsyn/A 2751-2025 tillsynsbegäran.docx
+++ b/tillsyn/A 2751-2025 tillsynsbegäran.docx
@@ -1748,7 +1748,7 @@
     <w:r>
       <w:tab/>
       <w:tab/>
-      <w:t>2026-10-24</w:t>
+      <w:t>2026-10-25</w:t>
       <w:br/>
       <w:br/>
     </w:r>

--- a/tillsyn/A 2751-2025 tillsynsbegäran.docx
+++ b/tillsyn/A 2751-2025 tillsynsbegäran.docx
@@ -1748,7 +1748,7 @@
     <w:r>
       <w:tab/>
       <w:tab/>
-      <w:t>2026-10-25</w:t>
+      <w:t>2026-10-26</w:t>
       <w:br/>
       <w:br/>
     </w:r>

--- a/tillsyn/A 2751-2025 tillsynsbegäran.docx
+++ b/tillsyn/A 2751-2025 tillsynsbegäran.docx
@@ -1748,7 +1748,7 @@
     <w:r>
       <w:tab/>
       <w:tab/>
-      <w:t>2026-10-26</w:t>
+      <w:t>2026-10-27</w:t>
       <w:br/>
       <w:br/>
     </w:r>

--- a/tillsyn/A 2751-2025 tillsynsbegäran.docx
+++ b/tillsyn/A 2751-2025 tillsynsbegäran.docx
@@ -1748,7 +1748,7 @@
     <w:r>
       <w:tab/>
       <w:tab/>
-      <w:t>2026-10-27</w:t>
+      <w:t>2026-10-28</w:t>
       <w:br/>
       <w:br/>
     </w:r>

--- a/tillsyn/A 2751-2025 tillsynsbegäran.docx
+++ b/tillsyn/A 2751-2025 tillsynsbegäran.docx
@@ -1748,7 +1748,7 @@
     <w:r>
       <w:tab/>
       <w:tab/>
-      <w:t>2026-10-28</w:t>
+      <w:t>2026-10-29</w:t>
       <w:br/>
       <w:br/>
     </w:r>

--- a/tillsyn/A 2751-2025 tillsynsbegäran.docx
+++ b/tillsyn/A 2751-2025 tillsynsbegäran.docx
@@ -1748,7 +1748,7 @@
     <w:r>
       <w:tab/>
       <w:tab/>
-      <w:t>2026-10-29</w:t>
+      <w:t>2026-10-31</w:t>
       <w:br/>
       <w:br/>
     </w:r>
